--- a/Entregables/Resultados de Aprendizaje.docx
+++ b/Entregables/Resultados de Aprendizaje.docx
@@ -213,7 +213,7 @@
               <w:pStyle w:val="Default"/>
               <w:jc w:val="both"/>
               <w:rPr>
-                <w:b/>
+                <w:bCs/>
                 <w:i/>
                 <w:color w:val="auto"/>
                 <w:sz w:val="20"/>
@@ -223,8 +223,12 @@
             </w:pPr>
             <w:r>
               <w:rPr>
-                <w:rFonts w:ascii="Arial" w:hAnsi="Arial" w:cs="Arial"/>
-                <w:color w:val="222222"/>
+                <w:bCs/>
+                <w:i/>
+                <w:color w:val="auto"/>
+                <w:sz w:val="20"/>
+                <w:szCs w:val="20"/>
+                <w:lang w:val="es-EC"/>
               </w:rPr>
               <w:t>Conoce y comprende la ingeniería de software</w:t>
             </w:r>
@@ -241,7 +245,8 @@
               <w:jc w:val="center"/>
               <w:rPr>
                 <w:rFonts w:ascii="Times New Roman" w:hAnsi="Times New Roman"/>
-                <w:b/>
+                <w:bCs/>
+                <w:i/>
                 <w:sz w:val="20"/>
                 <w:szCs w:val="20"/>
                 <w:lang w:val="es-EC"/>
@@ -250,7 +255,8 @@
             <w:r>
               <w:rPr>
                 <w:rFonts w:ascii="Times New Roman" w:hAnsi="Times New Roman"/>
-                <w:b/>
+                <w:bCs/>
+                <w:i/>
                 <w:sz w:val="20"/>
                 <w:szCs w:val="20"/>
                 <w:lang w:val="es-EC"/>
@@ -270,7 +276,8 @@
               <w:jc w:val="center"/>
               <w:rPr>
                 <w:rFonts w:ascii="Times New Roman" w:hAnsi="Times New Roman"/>
-                <w:b/>
+                <w:bCs/>
+                <w:i/>
                 <w:sz w:val="20"/>
                 <w:szCs w:val="20"/>
                 <w:lang w:val="es-EC"/>
@@ -289,7 +296,8 @@
               <w:jc w:val="center"/>
               <w:rPr>
                 <w:rFonts w:ascii="Times New Roman" w:hAnsi="Times New Roman"/>
-                <w:b/>
+                <w:bCs/>
+                <w:i/>
                 <w:sz w:val="20"/>
                 <w:szCs w:val="20"/>
                 <w:lang w:val="es-EC"/>
@@ -308,6 +316,8 @@
               <w:pStyle w:val="Default"/>
               <w:jc w:val="both"/>
               <w:rPr>
+                <w:bCs/>
+                <w:i/>
                 <w:color w:val="auto"/>
                 <w:sz w:val="20"/>
                 <w:szCs w:val="20"/>
@@ -316,8 +326,12 @@
             </w:pPr>
             <w:r>
               <w:rPr>
-                <w:rFonts w:ascii="Arial" w:hAnsi="Arial" w:cs="Arial"/>
-                <w:color w:val="222222"/>
+                <w:bCs/>
+                <w:i/>
+                <w:color w:val="auto"/>
+                <w:sz w:val="20"/>
+                <w:szCs w:val="20"/>
+                <w:lang w:val="es-EC"/>
               </w:rPr>
               <w:t>Realiza Análisis de ingeniería</w:t>
             </w:r>
@@ -334,7 +348,8 @@
               <w:jc w:val="center"/>
               <w:rPr>
                 <w:rFonts w:ascii="Times New Roman" w:hAnsi="Times New Roman"/>
-                <w:b/>
+                <w:bCs/>
+                <w:i/>
                 <w:sz w:val="20"/>
                 <w:szCs w:val="20"/>
                 <w:lang w:val="es-EC"/>
@@ -343,7 +358,8 @@
             <w:r>
               <w:rPr>
                 <w:rFonts w:ascii="Times New Roman" w:hAnsi="Times New Roman"/>
-                <w:b/>
+                <w:bCs/>
+                <w:i/>
                 <w:sz w:val="20"/>
                 <w:szCs w:val="20"/>
                 <w:lang w:val="es-EC"/>
@@ -363,7 +379,8 @@
               <w:jc w:val="center"/>
               <w:rPr>
                 <w:rFonts w:ascii="Times New Roman" w:hAnsi="Times New Roman"/>
-                <w:b/>
+                <w:bCs/>
+                <w:i/>
                 <w:sz w:val="20"/>
                 <w:szCs w:val="20"/>
                 <w:lang w:val="es-EC"/>
@@ -382,7 +399,8 @@
               <w:jc w:val="center"/>
               <w:rPr>
                 <w:rFonts w:ascii="Times New Roman" w:hAnsi="Times New Roman"/>
-                <w:b/>
+                <w:bCs/>
+                <w:i/>
                 <w:sz w:val="20"/>
                 <w:szCs w:val="20"/>
                 <w:lang w:val="es-EC"/>
@@ -401,6 +419,8 @@
               <w:pStyle w:val="Default"/>
               <w:jc w:val="both"/>
               <w:rPr>
+                <w:bCs/>
+                <w:i/>
                 <w:color w:val="auto"/>
                 <w:sz w:val="20"/>
                 <w:szCs w:val="20"/>
@@ -409,8 +429,12 @@
             </w:pPr>
             <w:r>
               <w:rPr>
-                <w:rFonts w:ascii="Arial" w:hAnsi="Arial" w:cs="Arial"/>
-                <w:color w:val="222222"/>
+                <w:bCs/>
+                <w:i/>
+                <w:color w:val="auto"/>
+                <w:sz w:val="20"/>
+                <w:szCs w:val="20"/>
+                <w:lang w:val="es-EC"/>
               </w:rPr>
               <w:t>Desarrolla o participa en Proyectos de Ingeniería de software</w:t>
             </w:r>
@@ -427,7 +451,8 @@
               <w:jc w:val="center"/>
               <w:rPr>
                 <w:rFonts w:ascii="Times New Roman" w:hAnsi="Times New Roman"/>
-                <w:b/>
+                <w:bCs/>
+                <w:i/>
                 <w:sz w:val="20"/>
                 <w:szCs w:val="20"/>
                 <w:lang w:val="es-EC"/>
@@ -436,7 +461,8 @@
             <w:r>
               <w:rPr>
                 <w:rFonts w:ascii="Times New Roman" w:hAnsi="Times New Roman"/>
-                <w:b/>
+                <w:bCs/>
+                <w:i/>
                 <w:sz w:val="20"/>
                 <w:szCs w:val="20"/>
                 <w:lang w:val="es-EC"/>
@@ -456,7 +482,8 @@
               <w:jc w:val="center"/>
               <w:rPr>
                 <w:rFonts w:ascii="Times New Roman" w:hAnsi="Times New Roman"/>
-                <w:b/>
+                <w:bCs/>
+                <w:i/>
                 <w:sz w:val="20"/>
                 <w:szCs w:val="20"/>
                 <w:lang w:val="es-EC"/>
@@ -475,7 +502,8 @@
               <w:jc w:val="center"/>
               <w:rPr>
                 <w:rFonts w:ascii="Times New Roman" w:hAnsi="Times New Roman"/>
-                <w:b/>
+                <w:bCs/>
+                <w:i/>
                 <w:sz w:val="20"/>
                 <w:szCs w:val="20"/>
                 <w:lang w:val="es-EC"/>
@@ -494,6 +522,8 @@
               <w:pStyle w:val="Default"/>
               <w:jc w:val="both"/>
               <w:rPr>
+                <w:bCs/>
+                <w:i/>
                 <w:color w:val="auto"/>
                 <w:sz w:val="20"/>
                 <w:szCs w:val="20"/>
@@ -502,8 +532,12 @@
             </w:pPr>
             <w:r>
               <w:rPr>
-                <w:rFonts w:ascii="Arial" w:hAnsi="Arial" w:cs="Arial"/>
-                <w:color w:val="222222"/>
+                <w:bCs/>
+                <w:i/>
+                <w:color w:val="auto"/>
+                <w:sz w:val="20"/>
+                <w:szCs w:val="20"/>
+                <w:lang w:val="es-EC"/>
               </w:rPr>
               <w:t>Investiga e Innova</w:t>
             </w:r>
@@ -520,7 +554,8 @@
               <w:jc w:val="center"/>
               <w:rPr>
                 <w:rFonts w:ascii="Times New Roman" w:hAnsi="Times New Roman"/>
-                <w:b/>
+                <w:bCs/>
+                <w:i/>
                 <w:sz w:val="20"/>
                 <w:szCs w:val="20"/>
                 <w:lang w:val="es-EC"/>
@@ -539,7 +574,8 @@
               <w:jc w:val="center"/>
               <w:rPr>
                 <w:rFonts w:ascii="Times New Roman" w:hAnsi="Times New Roman"/>
-                <w:b/>
+                <w:bCs/>
+                <w:i/>
                 <w:sz w:val="20"/>
                 <w:szCs w:val="20"/>
                 <w:lang w:val="es-EC"/>
@@ -548,7 +584,8 @@
             <w:r>
               <w:rPr>
                 <w:rFonts w:ascii="Times New Roman" w:hAnsi="Times New Roman"/>
-                <w:b/>
+                <w:bCs/>
+                <w:i/>
                 <w:sz w:val="20"/>
                 <w:szCs w:val="20"/>
                 <w:lang w:val="es-EC"/>
@@ -568,7 +605,8 @@
               <w:jc w:val="center"/>
               <w:rPr>
                 <w:rFonts w:ascii="Times New Roman" w:hAnsi="Times New Roman"/>
-                <w:b/>
+                <w:bCs/>
+                <w:i/>
                 <w:sz w:val="20"/>
                 <w:szCs w:val="20"/>
                 <w:lang w:val="es-EC"/>
@@ -587,6 +625,8 @@
               <w:pStyle w:val="Default"/>
               <w:jc w:val="both"/>
               <w:rPr>
+                <w:bCs/>
+                <w:i/>
                 <w:color w:val="auto"/>
                 <w:sz w:val="20"/>
                 <w:szCs w:val="20"/>
@@ -595,8 +635,12 @@
             </w:pPr>
             <w:r>
               <w:rPr>
-                <w:rFonts w:ascii="Arial" w:hAnsi="Arial" w:cs="Arial"/>
-                <w:color w:val="222222"/>
+                <w:bCs/>
+                <w:i/>
+                <w:color w:val="auto"/>
+                <w:sz w:val="20"/>
+                <w:szCs w:val="20"/>
+                <w:lang w:val="es-EC"/>
               </w:rPr>
               <w:t>Aplica la ingeniería de software de manera práctica</w:t>
             </w:r>
@@ -613,7 +657,8 @@
               <w:jc w:val="center"/>
               <w:rPr>
                 <w:rFonts w:ascii="Times New Roman" w:hAnsi="Times New Roman"/>
-                <w:b/>
+                <w:bCs/>
+                <w:i/>
                 <w:sz w:val="20"/>
                 <w:szCs w:val="20"/>
                 <w:lang w:val="es-EC"/>
@@ -622,7 +667,8 @@
             <w:r>
               <w:rPr>
                 <w:rFonts w:ascii="Times New Roman" w:hAnsi="Times New Roman"/>
-                <w:b/>
+                <w:bCs/>
+                <w:i/>
                 <w:sz w:val="20"/>
                 <w:szCs w:val="20"/>
                 <w:lang w:val="es-EC"/>
@@ -642,7 +688,8 @@
               <w:jc w:val="center"/>
               <w:rPr>
                 <w:rFonts w:ascii="Times New Roman" w:hAnsi="Times New Roman"/>
-                <w:b/>
+                <w:bCs/>
+                <w:i/>
                 <w:sz w:val="20"/>
                 <w:szCs w:val="20"/>
                 <w:lang w:val="es-EC"/>
@@ -661,7 +708,8 @@
               <w:jc w:val="center"/>
               <w:rPr>
                 <w:rFonts w:ascii="Times New Roman" w:hAnsi="Times New Roman"/>
-                <w:b/>
+                <w:bCs/>
+                <w:i/>
                 <w:sz w:val="20"/>
                 <w:szCs w:val="20"/>
                 <w:lang w:val="es-EC"/>
@@ -680,6 +728,8 @@
               <w:pStyle w:val="Default"/>
               <w:jc w:val="both"/>
               <w:rPr>
+                <w:bCs/>
+                <w:i/>
                 <w:color w:val="auto"/>
                 <w:sz w:val="20"/>
                 <w:szCs w:val="20"/>
@@ -688,8 +738,12 @@
             </w:pPr>
             <w:r>
               <w:rPr>
-                <w:rFonts w:ascii="Arial" w:hAnsi="Arial" w:cs="Arial"/>
-                <w:color w:val="222222"/>
+                <w:bCs/>
+                <w:i/>
+                <w:color w:val="auto"/>
+                <w:sz w:val="20"/>
+                <w:szCs w:val="20"/>
+                <w:lang w:val="es-EC"/>
               </w:rPr>
               <w:t>Elabora juicios para toma de decisiones</w:t>
             </w:r>
@@ -706,7 +760,8 @@
               <w:jc w:val="center"/>
               <w:rPr>
                 <w:rFonts w:ascii="Times New Roman" w:hAnsi="Times New Roman"/>
-                <w:b/>
+                <w:bCs/>
+                <w:i/>
                 <w:sz w:val="20"/>
                 <w:szCs w:val="20"/>
                 <w:lang w:val="es-EC"/>
@@ -715,7 +770,8 @@
             <w:r>
               <w:rPr>
                 <w:rFonts w:ascii="Times New Roman" w:hAnsi="Times New Roman"/>
-                <w:b/>
+                <w:bCs/>
+                <w:i/>
                 <w:sz w:val="20"/>
                 <w:szCs w:val="20"/>
                 <w:lang w:val="es-EC"/>
@@ -735,7 +791,8 @@
               <w:jc w:val="center"/>
               <w:rPr>
                 <w:rFonts w:ascii="Times New Roman" w:hAnsi="Times New Roman"/>
-                <w:b/>
+                <w:bCs/>
+                <w:i/>
                 <w:sz w:val="20"/>
                 <w:szCs w:val="20"/>
                 <w:lang w:val="es-EC"/>
@@ -754,7 +811,8 @@
               <w:jc w:val="center"/>
               <w:rPr>
                 <w:rFonts w:ascii="Times New Roman" w:hAnsi="Times New Roman"/>
-                <w:b/>
+                <w:bCs/>
+                <w:i/>
                 <w:sz w:val="20"/>
                 <w:szCs w:val="20"/>
                 <w:lang w:val="es-EC"/>
@@ -773,6 +831,8 @@
               <w:pStyle w:val="Default"/>
               <w:jc w:val="both"/>
               <w:rPr>
+                <w:bCs/>
+                <w:i/>
                 <w:color w:val="auto"/>
                 <w:sz w:val="20"/>
                 <w:szCs w:val="20"/>
@@ -781,8 +841,12 @@
             </w:pPr>
             <w:r>
               <w:rPr>
-                <w:rFonts w:ascii="Arial" w:hAnsi="Arial" w:cs="Arial"/>
-                <w:color w:val="222222"/>
+                <w:bCs/>
+                <w:i/>
+                <w:color w:val="auto"/>
+                <w:sz w:val="20"/>
+                <w:szCs w:val="20"/>
+                <w:lang w:val="es-EC"/>
               </w:rPr>
               <w:t>Trabaja en equipo</w:t>
             </w:r>
@@ -799,7 +863,8 @@
               <w:jc w:val="center"/>
               <w:rPr>
                 <w:rFonts w:ascii="Times New Roman" w:hAnsi="Times New Roman"/>
-                <w:b/>
+                <w:bCs/>
+                <w:i/>
                 <w:sz w:val="20"/>
                 <w:szCs w:val="20"/>
                 <w:lang w:val="es-EC"/>
@@ -808,7 +873,8 @@
             <w:r>
               <w:rPr>
                 <w:rFonts w:ascii="Times New Roman" w:hAnsi="Times New Roman"/>
-                <w:b/>
+                <w:bCs/>
+                <w:i/>
                 <w:sz w:val="20"/>
                 <w:szCs w:val="20"/>
                 <w:lang w:val="es-EC"/>
@@ -828,7 +894,8 @@
               <w:jc w:val="center"/>
               <w:rPr>
                 <w:rFonts w:ascii="Times New Roman" w:hAnsi="Times New Roman"/>
-                <w:b/>
+                <w:bCs/>
+                <w:i/>
                 <w:sz w:val="20"/>
                 <w:szCs w:val="20"/>
                 <w:lang w:val="es-EC"/>
@@ -847,7 +914,8 @@
               <w:jc w:val="center"/>
               <w:rPr>
                 <w:rFonts w:ascii="Times New Roman" w:hAnsi="Times New Roman"/>
-                <w:b/>
+                <w:bCs/>
+                <w:i/>
                 <w:sz w:val="20"/>
                 <w:szCs w:val="20"/>
                 <w:lang w:val="es-EC"/>
@@ -866,6 +934,8 @@
               <w:pStyle w:val="Default"/>
               <w:jc w:val="both"/>
               <w:rPr>
+                <w:bCs/>
+                <w:i/>
                 <w:color w:val="auto"/>
                 <w:sz w:val="20"/>
                 <w:szCs w:val="20"/>
@@ -874,8 +944,12 @@
             </w:pPr>
             <w:r>
               <w:rPr>
-                <w:rFonts w:ascii="Arial" w:hAnsi="Arial" w:cs="Arial"/>
-                <w:color w:val="222222"/>
+                <w:bCs/>
+                <w:i/>
+                <w:color w:val="auto"/>
+                <w:sz w:val="20"/>
+                <w:szCs w:val="20"/>
+                <w:lang w:val="es-EC"/>
               </w:rPr>
               <w:t>Se Capacita continuamente</w:t>
             </w:r>
@@ -892,7 +966,8 @@
               <w:jc w:val="center"/>
               <w:rPr>
                 <w:rFonts w:ascii="Times New Roman" w:hAnsi="Times New Roman"/>
-                <w:b/>
+                <w:bCs/>
+                <w:i/>
                 <w:sz w:val="20"/>
                 <w:szCs w:val="20"/>
                 <w:lang w:val="es-EC"/>
@@ -901,7 +976,8 @@
             <w:r>
               <w:rPr>
                 <w:rFonts w:ascii="Times New Roman" w:hAnsi="Times New Roman"/>
-                <w:b/>
+                <w:bCs/>
+                <w:i/>
                 <w:sz w:val="20"/>
                 <w:szCs w:val="20"/>
                 <w:lang w:val="es-EC"/>
@@ -921,7 +997,8 @@
               <w:jc w:val="center"/>
               <w:rPr>
                 <w:rFonts w:ascii="Times New Roman" w:hAnsi="Times New Roman"/>
-                <w:b/>
+                <w:bCs/>
+                <w:i/>
                 <w:sz w:val="20"/>
                 <w:szCs w:val="20"/>
                 <w:lang w:val="es-EC"/>
@@ -940,7 +1017,8 @@
               <w:jc w:val="center"/>
               <w:rPr>
                 <w:rFonts w:ascii="Times New Roman" w:hAnsi="Times New Roman"/>
-                <w:b/>
+                <w:bCs/>
+                <w:i/>
                 <w:sz w:val="20"/>
                 <w:szCs w:val="20"/>
                 <w:lang w:val="es-EC"/>
